--- a/natija/004.docx
+++ b/natija/004.docx
@@ -8,7 +8,7 @@
         <w:spacing w:after="240"/>
       </w:pPr>
       <w:r>
-        <w:t xml:space="preserve">004. Suyuq oziqa muhitida o'sgan mikrob kulturasidan surtma preparat tayyorlash</w:t>
+        <w:t xml:space="preserve">004. Zich oziqa muhitida o'sgan mikrob kulturasidan surtma preparat tayyorlash</w:t>
       </w:r>
     </w:p>
     <w:p>
@@ -26,7 +26,7 @@
         <w:jc w:val="both"/>
       </w:pPr>
       <w:r>
-        <w:t xml:space="preserve">Suyuq oziqa muhitida (bulyon, pepton suvi va boshqalar) o'sgan mikroblardan surtma preparat tayyorlash — mikroblar morfologiyasini va o'sish xususiyatlarini o'rganishning muhim usullaridan biridir. Suyuq muhitda mikroblar allaqachon suyuqlikda suspenziya holatida bo'ladi, shu bois bu preparatni tayyorlash zich muhitdan farq qiladi: bu yerda qo'shimcha suyuqlik tomizish shart emas [1][2]. Bu usul mikroblar sonini taxminiy baholashda va ularning harakatchanligini oldindan kuzatishda ham qulay.</w:t>
+        <w:t xml:space="preserve">Surtma preparat (mazok) tayyorlash — mikroblarning morfologik xususiyatlarini, o'lchami, shakli, o'zaro joylashuvi va bo'yalish xossalarini o'rganishning birinchi va asosiy bosqichidir. Zich (qattiq) oziqa muhitida o'sgan koloniyadan tayyorlangan preparat, suyuq muhitdan olingan preparatdan farqli ravishda, mikroblarning toza va konsentrlangan massasini o'rganishga imkon beradi [1][2]. To'g'ri tayyorlangan surtma — ishonchli mikroskopik tashxisning poydevori.</w:t>
       </w:r>
     </w:p>
     <w:p>
@@ -44,7 +44,7 @@
         <w:jc w:val="both"/>
       </w:pPr>
       <w:r>
-        <w:t xml:space="preserve">Preparat tayyorlash uchun quyidagilar kerak bo'ladi [1][2]:</w:t>
+        <w:t xml:space="preserve">Surtma tayyorlash uchun quyidagilar zarur [1][2]:</w:t>
       </w:r>
     </w:p>
     <w:p>
@@ -57,7 +57,7 @@
         <w:spacing w:after="60" w:line="276"/>
       </w:pPr>
       <w:r>
-        <w:t xml:space="preserve">yog'sizlantirilgan toza buyum oynasi;</w:t>
+        <w:t xml:space="preserve">yog'sizlantirilgan, toza buyum oynasi (predmet oynasi);</w:t>
       </w:r>
     </w:p>
     <w:p>
@@ -70,7 +70,7 @@
         <w:spacing w:after="60" w:line="276"/>
       </w:pPr>
       <w:r>
-        <w:t xml:space="preserve">bakteriologik qovuzloq va ushlagich;</w:t>
+        <w:t xml:space="preserve">bakteriologik qovuzloq (petlya) va uning ushlagichi;</w:t>
       </w:r>
     </w:p>
     <w:p>
@@ -83,7 +83,7 @@
         <w:spacing w:after="60" w:line="276"/>
       </w:pPr>
       <w:r>
-        <w:t xml:space="preserve">spirtli lampa yoki gaz gorelkasi;</w:t>
+        <w:t xml:space="preserve">spirtli lampa yoki gaz gorelkasi (alanga manbai);</w:t>
       </w:r>
     </w:p>
     <w:p>
@@ -96,7 +96,20 @@
         <w:spacing w:after="60" w:line="276"/>
       </w:pPr>
       <w:r>
-        <w:t xml:space="preserve">mikrob o'sgan suyuq oziqa muhiti bo'lgan probirka.</w:t>
+        <w:t xml:space="preserve">steril fiziologik eritma yoki distillangan suv (bir tomchi);</w:t>
+      </w:r>
+    </w:p>
+    <w:p>
+      <w:pPr>
+        <w:pStyle w:val="ListParagraph"/>
+        <w:numPr>
+          <w:ilvl w:val="0"/>
+          <w:numId w:val="2"/>
+        </w:numPr>
+        <w:spacing w:after="60" w:line="276"/>
+      </w:pPr>
+      <w:r>
+        <w:t xml:space="preserve">tekshiriladigan koloniya o'sgan zich oziqa muhiti (Petri likobchasi).</w:t>
       </w:r>
     </w:p>
     <w:p>
@@ -114,7 +127,7 @@
         <w:jc w:val="both"/>
       </w:pPr>
       <w:r>
-        <w:t xml:space="preserve">Suyuq muhitdan surtma quyidagi tartibda tayyorlanadi [1][2]:</w:t>
+        <w:t xml:space="preserve">Zich muhitda o'sgan kulturadan surtma tayyorlash quyidagi izchillikda bajariladi [1][2]:</w:t>
       </w:r>
     </w:p>
     <w:p>
@@ -127,7 +140,7 @@
         <w:spacing w:after="60" w:line="276"/>
       </w:pPr>
       <w:r>
-        <w:t xml:space="preserve">Probirka avval ehtiyotkorlik bilan chayqatilib, mikroblar suyuqlikda bir tekis taqsimlanadi;</w:t>
+        <w:t xml:space="preserve">Toza buyum oynasining o'rtasiga bakteriologik qovuzloq yordamida bir tomchi steril fiziologik eritma yoki distillangan suv tomiziladi;</w:t>
       </w:r>
     </w:p>
     <w:p>
@@ -140,7 +153,7 @@
         <w:spacing w:after="60" w:line="276"/>
       </w:pPr>
       <w:r>
-        <w:t xml:space="preserve">Qovuzloq alangada qizdirib sterilizatsiya qilinadi va sovitiladi;</w:t>
+        <w:t xml:space="preserve">Qovuzloq alangada qizdirib sterilizatsiya qilinadi va sovitiladi (muhitga tekkizmay, havoda yoki muhitning chetida);</w:t>
       </w:r>
     </w:p>
     <w:p>
@@ -153,7 +166,7 @@
         <w:spacing w:after="60" w:line="276"/>
       </w:pPr>
       <w:r>
-        <w:t xml:space="preserve">Probirkaning og'zi alangada kuydirilib ochiladi, sovigan qovuzloq bilan 1–2 qovuzloq suyuq kultura olinadi;</w:t>
+        <w:t xml:space="preserve">Sovigan qovuzloq bilan koloniyadan juda oz miqdorda (ko'zga ilinar-ilinmas) mikrob massasi olinadi;</w:t>
       </w:r>
     </w:p>
     <w:p>
@@ -166,7 +179,7 @@
         <w:spacing w:after="60" w:line="276"/>
       </w:pPr>
       <w:r>
-        <w:t xml:space="preserve">Olingan suyuqlik buyum oynasida 1–2 sm kattalikdagi yupqa va bir tekis surtma qilib yoyiladi;</w:t>
+        <w:t xml:space="preserve">Olingan material oynadagi suv tomchisida aralashtirilib, taxminan 1–2 sm kattalikdagi yupqa va bir tekis dog' (surtma) hosil qilinadi;</w:t>
       </w:r>
     </w:p>
     <w:p>
@@ -179,34 +192,16 @@
         <w:spacing w:after="60" w:line="276"/>
       </w:pPr>
       <w:r>
-        <w:t xml:space="preserve">Qovuzloq alangada kuydirib zararsizlantiriladi, probirka og'zi kuydirilib yopiladi.</w:t>
-      </w:r>
-    </w:p>
-    <w:p>
-      <w:pPr>
-        <w:spacing w:after="120" w:line="276"/>
-        <w:jc w:val="both"/>
-      </w:pPr>
-      <w:r>
-        <w:t xml:space="preserve">Suyuq muhitdagi mikroblar suyultirilgan holatda bo'lgani uchun, odatda bitta surtmaga bir necha qovuzloq material yoyiladi yoki material oynada bir muncha vaqt yig'ib boriladi. Bu zich muhitdagidan ko'ra suyuqroq surtma beradi; shu sababli preparatni quritish biroz uzoqroq davom etishi mumkin [2].</w:t>
-      </w:r>
-    </w:p>
-    <w:p>
-      <w:pPr>
-        <w:spacing w:after="120" w:line="276"/>
-        <w:jc w:val="both"/>
-      </w:pPr>
-      <w:r>
-        <w:t xml:space="preserve">Suyuq muhitda mikroblarning soni va taqsimlanishi o'sish fazasiga bog'liq. Yosh, faol o'sayotgan kulturada hujayralar ko'p va bir xil, eski kulturada esa hujayralar kamayadi, deformatsiyaga uchraydi yoki parchalanadi [2]. Shu bois surtma tayyorlash uchun imkon qadar optimal o'sish davridagi (odatda 18–24 soatlik) kulturadan foydalaniladi. Agar mikroblar probirka tubida cho'kma hosil qilgan bo'lsa, probirkani chayqatib, cho'kmani suyuqlikka aralashtirgandan keyin material olinadi.</w:t>
-      </w:r>
-    </w:p>
-    <w:p>
-      <w:pPr>
-        <w:spacing w:after="120" w:line="276"/>
-        <w:jc w:val="both"/>
-      </w:pPr>
-      <w:r>
-        <w:t xml:space="preserve">Suyuq muhitning o'zi ham surtma xususiyatiga ta'sir qiladi: oqsilga boy muhitlarda (masalan, qon zardobi qo'shilgan bulyon) surtma quruganda fon qoramtir yoki donador bo'lishi mumkin. Buning oldini olish uchun material me'yorida olinadi va yupqa yoyiladi [2]. Zarur hollarda mikroblar sentrifugalab cho'ktiriladi va cho'kmadan surtma tayyorlanadi — bu ayniqsa mikroblar kam bo'lgan namunalarda (masalan, likvor) qo'llaniladi.</w:t>
+        <w:t xml:space="preserve">Qovuzloq yana alangada kuydirib zararsizlantiriladi.</w:t>
+      </w:r>
+    </w:p>
+    <w:p>
+      <w:pPr>
+        <w:spacing w:after="120" w:line="276"/>
+        <w:jc w:val="both"/>
+      </w:pPr>
+      <w:r>
+        <w:t xml:space="preserve">Surtma juda qalin bo'lmasligi kerak: qalin surtmada mikroblar bir-birining ustiga tushib, morfologiyani aniq ko'rishga xalaqit beradi. Aksincha, juda siyraq surtmada hujayralarni topish qiyinlashadi. Optimal surtma — yupqa, bir tekis va shaffofroq pardadek bo'lishi lozim [2].</w:t>
       </w:r>
     </w:p>
     <w:p>
@@ -215,16 +210,25 @@
         <w:spacing w:after="120" w:before="200"/>
       </w:pPr>
       <w:r>
-        <w:t xml:space="preserve">Zich va suyuq muhitdan tayyorlangan preparatlar orasidagi farq</w:t>
-      </w:r>
-    </w:p>
-    <w:p>
-      <w:pPr>
-        <w:spacing w:after="120" w:line="276"/>
-        <w:jc w:val="both"/>
-      </w:pPr>
-      <w:r>
-        <w:t xml:space="preserve">Zich muhitdan olingan mikrob massasi konsentrlangan bo'lgani uchun uni suyuqlikda eritish zarur; suyuq muhitda esa mikroblar tabiiy suspenziyada bo'lib, qo'shimcha suyultirish talab etilmaydi [1][2]. Suyuq kulturadan tayyorlangan surtma mikroblarning haqiqiy joylashuvini (zanjir, to'da, juft holatda) ko'rsatishda ba'zan afzalroq, chunki zich muhitda koloniyadan material olishda hujayralar o'rtasidagi tabiiy joylashuv buzilishi mumkin.</w:t>
+        <w:t xml:space="preserve">Surtma morfologiyasining diagnostik ahamiyati</w:t>
+      </w:r>
+    </w:p>
+    <w:p>
+      <w:pPr>
+        <w:spacing w:after="120" w:line="276"/>
+        <w:jc w:val="both"/>
+      </w:pPr>
+      <w:r>
+        <w:t xml:space="preserve">Zich muhitdan tayyorlangan surtma mikroblarning morfologik belgilarini — hujayra shakli (kokk, tayoqcha, egri tayoqcha, spiral), o'lchami, uchlarining ko'rinishi va o'zaro joylashuvini aniqlashga imkon beradi. Bu belgilar mikrobni dastlabki guruhlashda muhim: masalan, to'da bo'lib joylashgan kokklar stafilokokklarga, zanjir hosil qilgan kokklar streptokokklarga, juft joylashgan kokklar esa diplokokklarga xos [1][2]. Shuningdek, surtmada spora, kapsula yoki boshqa tuzilmalarning borligini (maxsus bo'yash bilan) aniqlash mumkin.</w:t>
+      </w:r>
+    </w:p>
+    <w:p>
+      <w:pPr>
+        <w:spacing w:after="120" w:line="276"/>
+        <w:jc w:val="both"/>
+      </w:pPr>
+      <w:r>
+        <w:t xml:space="preserve">Shuni esda tutish kerakki, zich muhitda material olishda koloniyadan mikroblar mexanik ravishda ajratib olinadi, bu ularning tabiiy o'zaro joylashuvini qisman buzishi mumkin. Shu sababli joylashuv belgilarini talqin qilishda ehtiyotkorlik zarur va zarur hollarda suyuq muhitdan tayyorlangan preparat bilan solishtiriladi [2]. Morfologik ma'lumotlar hech qachon yakka o'zi yakuniy tashxis qo'yishga asos bo'lmaydi; ular kultural va biokimyoviy tekshiruvlar bilan birgalikda baholanadi.</w:t>
       </w:r>
     </w:p>
     <w:p>
@@ -233,25 +237,25 @@
         <w:spacing w:after="120" w:before="200"/>
       </w:pPr>
       <w:r>
-        <w:t xml:space="preserve">Muhim texnik qoidalar va xavfsizlik</w:t>
-      </w:r>
-    </w:p>
-    <w:p>
-      <w:pPr>
-        <w:spacing w:after="120" w:line="276"/>
-        <w:jc w:val="both"/>
-      </w:pPr>
-      <w:r>
-        <w:t xml:space="preserve">Barcha manipulyatsiyalar alanga yaqinida, aseptika qoidalariga rioya qilgan holda bajariladi. Probirkani chayqatganda suyuqlik probirka og'ziga va tashqariga chiqib ketmasligiga e'tibor beriladi, aks holda aerozol hosil bo'ladi va kontaminatsiya xavfi tug'iladi [3]. Patogen material bilan ishlaganda preparat biologik xavfsizlik shkafida tayyorlanadi. Ishlatilgan qovuzloq va materiallar albatta zararsizlantiriladi.</w:t>
-      </w:r>
-    </w:p>
-    <w:p>
-      <w:pPr>
-        <w:spacing w:after="120" w:line="276"/>
-        <w:jc w:val="both"/>
-      </w:pPr>
-      <w:r>
-        <w:t xml:space="preserve">Surtma tayyor bo'lgach, u havoda quritiladi va fiksatsiya qilinadi, so'ngra tanlangan usulda bo'yaladi. Preparatning yupqa va bir tekis bo'lishi mikroskopda aniq tasvir olishning asosiy sharti hisoblanadi [2].</w:t>
+        <w:t xml:space="preserve">Muhim texnik qoidalar</w:t>
+      </w:r>
+    </w:p>
+    <w:p>
+      <w:pPr>
+        <w:spacing w:after="120" w:line="276"/>
+        <w:jc w:val="both"/>
+      </w:pPr>
+      <w:r>
+        <w:t xml:space="preserve">Zich muhitdan olingan mikrob massasi konsentrlangan bo'lgani uchun, uni albatta suyuqlik tomchisida suspenziya qilish (eritib aralashtirish) shart; aks holda surtma juda qalin chiqadi [1][2]. Material olishda qovuzloqning sovigan bo'lishiga e'tibor beriladi — qizigan qovuzloq mikroblarni o'ldirib, aerozol hosil qiladi. Barcha manipulyatsiyalar alanga yaqinida, aseptika qoidalariga rioya qilgan holda bajariladi, bu ham surtmaning begona mikroblar bilan ifloslanishining, ham xodim xavfsizligining oldini oladi. Tayyorlangan surtmalar belgilab (markirovka qilib) qo'yiladi, toki bir necha preparat bilan ishlaganda ular adashtirilmasin.</w:t>
+      </w:r>
+    </w:p>
+    <w:p>
+      <w:pPr>
+        <w:spacing w:after="120" w:line="276"/>
+        <w:jc w:val="both"/>
+      </w:pPr>
+      <w:r>
+        <w:t xml:space="preserve">Surtmadan keyin preparat quritiladi va fiksatsiya (mustahkamlash) qilinadi, so'ngra tanlangan usulda bo'yaladi. Preparatning sifati bevosita tayyorlash bosqichidagi aniqlikka bog'liq bo'lib, noto'g'ri tayyorlangan surtma keyingi barcha bosqichlar natijasini buzadi [2]. Surtma tayyorlashda qo'llaniladigan suyuqlik — steril fiziologik eritma yoki distillangan suv — toza bo'lishi kerak, chunki ifloslangan suyuqlik begona mikroblarni kiritib, tahlilni noto'g'ri yo'naltiradi.</w:t>
       </w:r>
     </w:p>
     <w:p>
@@ -269,16 +273,25 @@
         <w:jc w:val="both"/>
       </w:pPr>
       <w:r>
-        <w:t xml:space="preserve">Suyuq muhitdan surtma tayyorlash qon, likvor yoki boshqa suyuq biologik materiallardan preparat tayyorlashga o'xshash bo'lgani uchun amaliy ahamiyatga ega [1][2]. Bu usul suyuq muhitdagi o'sishning xarakterini (loyqalanish, parda hosil bo'lishi, cho'kma) baholash bilan birgalikda mikroblarni dastlabki identifikatsiya qilishda qo'llaniladi va keyingi bo'yash hamda tekshirish bosqichlariga asos yaratadi.</w:t>
-      </w:r>
-    </w:p>
-    <w:p>
-      <w:pPr>
-        <w:spacing w:after="120" w:line="276"/>
-        <w:jc w:val="both"/>
-      </w:pPr>
-      <w:r>
-        <w:t xml:space="preserve">Suyuq muhitdagi o'sish turiga qarab ham mikrob haqida dastlabki ma'lumot olish mumkin: muhitning bir tekis loyqalanishi ko'pincha harakatchan tayoqchalarga, tubida cho'kma hosil bo'lishi ba'zi streptokokklarga, yuzasida parda hosil bo'lishi esa aerob mikroblarga xos bo'lishi mumkin [2]. Bu kuzatuvlar surtma morfologiyasi bilan birgalikda baholanadi va mikrobni identifikatsiya qilish jarayonini yo'naltiradi.</w:t>
+        <w:t xml:space="preserve">Zich muhitdan tayyorlangan surtma mikroblarning sof kulturasini o'rganishda, koloniya morfologiyasini mikroskopik ma'lumotlar bilan bog'lashda va identifikatsiyaning dastlabki bosqichida keng qo'llaniladi [1][2]. Bu usul oddiy, tez va arzon bo'lgani uchun har qanday bakteriologik laboratoriyaning kundalik amaliyotida asosiy o'rin tutadi. Olingan natija keyingi bo'yash usullari (Gram, Sil-Nilsen va boshqalar) hamda biokimyoviy identifikatsiya uchun yo'naltiruvchi ma'lumot beradi.</w:t>
+      </w:r>
+    </w:p>
+    <w:p>
+      <w:pPr>
+        <w:spacing w:after="120" w:line="276"/>
+        <w:jc w:val="both"/>
+      </w:pPr>
+      <w:r>
+        <w:t xml:space="preserve">Surtma tayyorlashda koloniyani to'g'ri tanlash muhim: tekshiruv maqsadiga mos, bir xil (izolyatsiyalangan) koloniyadan material olinadi. Agar aralash o'sish bo'lsa, turli morfologiyadagi koloniyalardan alohida surtmalar tayyorlanadi [1][2]. Juda eski kulturadan tayyorlangan surtmada hujayralar deformatsiyaga uchragan, parchalangan yoki atipik ko'rinishda bo'lishi mumkin, shu sababli iloji boricha yosh (18–24 soatlik) kulturadan foydalanish tavsiya etiladi. Bu, ayniqsa, Gram bo'yash natijasining to'g'riligi uchun ahamiyatlidir.</w:t>
+      </w:r>
+    </w:p>
+    <w:p>
+      <w:pPr>
+        <w:spacing w:after="120" w:line="276"/>
+        <w:jc w:val="both"/>
+      </w:pPr>
+      <w:r>
+        <w:t xml:space="preserve">Agar koloniya suv tomchisida yaxshi suspenziyalanmasa yoki material ko'p olinsa, surtma donador va notekis chiqadi. Material miqdorini nazorat qilish — mahorat talab qiladigan jihat: tajribali laborant qovuzloqqa ilinadigan juda oz miqdordagi massani ham sezadi va surtmani optimal qalinlikda tayyorlaydi [2]. Tayyor surtmaning chegaralari aniq belgilanadi, bu uni quritish va bo'yashda qulaylik yaratadi hamda mikroskopiyada kerakli maydonni tez topishga yordam beradi.</w:t>
       </w:r>
     </w:p>
     <w:p>
@@ -287,25 +300,90 @@
         <w:spacing w:after="120" w:before="200"/>
       </w:pPr>
       <w:r>
-        <w:t xml:space="preserve">Qon va boshqa suyuq namunalardan surtma</w:t>
-      </w:r>
-    </w:p>
-    <w:p>
-      <w:pPr>
-        <w:spacing w:after="120" w:line="276"/>
-        <w:jc w:val="both"/>
-      </w:pPr>
-      <w:r>
-        <w:t xml:space="preserve">Suyuq kulturadan surtma tayyorlash tamoyillari klinik suyuq namunalarga — qon, likvor, ekssudat, siydik, punktatga ham tatbiq etiladi [1][2]. Bunday namunalarda mikroblar ko'pincha oz miqdorda bo'lgani uchun, ularni avval sentrifugalab cho'ktirish va cho'kmadan surtma tayyorlash tavsiya etiladi; bu usul mikroskopiyaning sezgirligini oshiradi. Qon surtmalarida fon oqsilga boy bo'lgani sababli, bo'yashdan oldin preparatni to'g'ri fiksatsiya qilish (ko'pincha kimyoviy — metanol bilan) muhim ahamiyatga ega.</w:t>
-      </w:r>
-    </w:p>
-    <w:p>
-      <w:pPr>
-        <w:spacing w:after="120" w:line="276"/>
-        <w:jc w:val="both"/>
-      </w:pPr>
-      <w:r>
-        <w:t xml:space="preserve">Likvor (orqa miya suyuqligi) kabi steril bo'lishi kerak bo'lgan namunalarda hatto bitta mikrob ham diagnostik ahamiyatga ega, shuning uchun bu namunalar bilan ishlashda aseptika va aniqlik ayniqsa muhim [2]. Suyuq namunalardan surtma mikroskopiyasi tez (o'nlab daqiqalarda) dastlabki natija berishi mumkin, bu ko'pincha hayot uchun xavfli infeksiyalarni (masalan, meningit) erta aniqlashda qimmatli.</w:t>
+        <w:t xml:space="preserve">Ko'p uchraydigan xatolar</w:t>
+      </w:r>
+    </w:p>
+    <w:p>
+      <w:pPr>
+        <w:spacing w:after="120" w:line="276"/>
+        <w:jc w:val="both"/>
+      </w:pPr>
+      <w:r>
+        <w:t xml:space="preserve">Amaliyotda surtma tayyorlashda bir qancha tipik xatolar uchraydi [2]:</w:t>
+      </w:r>
+    </w:p>
+    <w:p>
+      <w:pPr>
+        <w:pStyle w:val="ListParagraph"/>
+        <w:numPr>
+          <w:ilvl w:val="0"/>
+          <w:numId w:val="2"/>
+        </w:numPr>
+        <w:spacing w:after="60" w:line="276"/>
+      </w:pPr>
+      <w:r>
+        <w:t xml:space="preserve">juda ko'p material olish — surtma qalin bo'lib, hujayralar bir-biriga qalashadi va morfologiyani ko'rib bo'lmaydi;</w:t>
+      </w:r>
+    </w:p>
+    <w:p>
+      <w:pPr>
+        <w:pStyle w:val="ListParagraph"/>
+        <w:numPr>
+          <w:ilvl w:val="0"/>
+          <w:numId w:val="2"/>
+        </w:numPr>
+        <w:spacing w:after="60" w:line="276"/>
+      </w:pPr>
+      <w:r>
+        <w:t xml:space="preserve">suyuqlik tomchisini qo'shmaslik — konsentrlangan massa qurimaydi va notekis taqsimlanadi;</w:t>
+      </w:r>
+    </w:p>
+    <w:p>
+      <w:pPr>
+        <w:pStyle w:val="ListParagraph"/>
+        <w:numPr>
+          <w:ilvl w:val="0"/>
+          <w:numId w:val="2"/>
+        </w:numPr>
+        <w:spacing w:after="60" w:line="276"/>
+      </w:pPr>
+      <w:r>
+        <w:t xml:space="preserve">qizigan qovuzloq bilan material olish — mikroblar o'ladi va aerozol hosil bo'ladi;</w:t>
+      </w:r>
+    </w:p>
+    <w:p>
+      <w:pPr>
+        <w:pStyle w:val="ListParagraph"/>
+        <w:numPr>
+          <w:ilvl w:val="0"/>
+          <w:numId w:val="2"/>
+        </w:numPr>
+        <w:spacing w:after="60" w:line="276"/>
+      </w:pPr>
+      <w:r>
+        <w:t xml:space="preserve">surtmani juda keng yoyish — material tarqalib, hujayralar siyrak bo'lib qoladi;</w:t>
+      </w:r>
+    </w:p>
+    <w:p>
+      <w:pPr>
+        <w:pStyle w:val="ListParagraph"/>
+        <w:numPr>
+          <w:ilvl w:val="0"/>
+          <w:numId w:val="2"/>
+        </w:numPr>
+        <w:spacing w:after="60" w:line="276"/>
+      </w:pPr>
+      <w:r>
+        <w:t xml:space="preserve">preparatni belgilamaslik — bir necha preparat adashtiriladi.</w:t>
+      </w:r>
+    </w:p>
+    <w:p>
+      <w:pPr>
+        <w:spacing w:after="120" w:line="276"/>
+        <w:jc w:val="both"/>
+      </w:pPr>
+      <w:r>
+        <w:t xml:space="preserve">Bu xatolarning oldini olish uchun laborant qovuzloqni to'g'ri sterilizatsiya qilishi, uni sovitib material olishi, material miqdorini nazorat qilishi va surtmani yupqa, bir tekis yoyishi lozim. Tajriba ortgani sari bu amallar avtomatik va aniq bajariladigan bo'lib boradi [2].</w:t>
       </w:r>
     </w:p>
     <w:p>
@@ -314,76 +392,6 @@
         <w:spacing w:after="120" w:before="200"/>
       </w:pPr>
       <w:r>
-        <w:t xml:space="preserve">Ko'p uchraydigan xatolar</w:t>
-      </w:r>
-    </w:p>
-    <w:p>
-      <w:pPr>
-        <w:spacing w:after="120" w:line="276"/>
-        <w:jc w:val="both"/>
-      </w:pPr>
-      <w:r>
-        <w:t xml:space="preserve">Suyuq muhitdan surtma tayyorlashda quyidagi xatolarga yo'l qo'ymaslik lozim [2]:</w:t>
-      </w:r>
-    </w:p>
-    <w:p>
-      <w:pPr>
-        <w:pStyle w:val="ListParagraph"/>
-        <w:numPr>
-          <w:ilvl w:val="0"/>
-          <w:numId w:val="2"/>
-        </w:numPr>
-        <w:spacing w:after="60" w:line="276"/>
-      </w:pPr>
-      <w:r>
-        <w:t xml:space="preserve">probirkani chayqatmay material olish — cho'kmadagi mikroblar suspenziyaga tushmaydi, surtma vakil bo'lmaydi;</w:t>
-      </w:r>
-    </w:p>
-    <w:p>
-      <w:pPr>
-        <w:pStyle w:val="ListParagraph"/>
-        <w:numPr>
-          <w:ilvl w:val="0"/>
-          <w:numId w:val="2"/>
-        </w:numPr>
-        <w:spacing w:after="60" w:line="276"/>
-      </w:pPr>
-      <w:r>
-        <w:t xml:space="preserve">haddan ortiq material yoyish — surtma qalin va fon qoramtir bo'ladi;</w:t>
-      </w:r>
-    </w:p>
-    <w:p>
-      <w:pPr>
-        <w:pStyle w:val="ListParagraph"/>
-        <w:numPr>
-          <w:ilvl w:val="0"/>
-          <w:numId w:val="2"/>
-        </w:numPr>
-        <w:spacing w:after="60" w:line="276"/>
-      </w:pPr>
-      <w:r>
-        <w:t xml:space="preserve">nam preparatni fiksatsiya qilish — mikroblar deformatsiyaga uchraydi;</w:t>
-      </w:r>
-    </w:p>
-    <w:p>
-      <w:pPr>
-        <w:pStyle w:val="ListParagraph"/>
-        <w:numPr>
-          <w:ilvl w:val="0"/>
-          <w:numId w:val="2"/>
-        </w:numPr>
-        <w:spacing w:after="60" w:line="276"/>
-      </w:pPr>
-      <w:r>
-        <w:t xml:space="preserve">aerozol chiqishini nazorat qilmaslik — xavfsizlik va kontaminatsiya muammosi yuzaga keladi.</w:t>
-      </w:r>
-    </w:p>
-    <w:p>
-      <w:pPr>
-        <w:pStyle w:val="Heading2"/>
-        <w:spacing w:after="120" w:before="200"/>
-      </w:pPr>
-      <w:r>
         <w:t xml:space="preserve">Xulosa</w:t>
       </w:r>
     </w:p>
@@ -393,7 +401,7 @@
         <w:jc w:val="both"/>
       </w:pPr>
       <w:r>
-        <w:t xml:space="preserve">Suyuq oziqa muhitida o'sgan kulturadan surtma tayyorlash — mikroblarning tabiiy suspenziyasidan foydalanadigan, qo'shimcha suyultirishni talab qilmaydigan usuldir. Probirkani to'g'ri chayqatish, yupqa surtma hosil qilish, aseptika va biologik xavfsizlik qoidalariga rioya qilish ushbu amalning asosiy shartlaridir. Natijada tayyorlangan sifatli preparat keyingi bo'yash va mikroskopik tahlil uchun ishonchli material bo'lib xizmat qiladi. Bu usulni mukammal egallash baklaborantga klinik suyuq namunalar bilan ishlashda ham ishonch bilan harakat qilish imkonini beradi, zero ularning tayyorlash tamoyillari o'zaro juda yaqindir. Shu bilan birga, har bir namuna turining o'ziga xos jihatlarini hisobga olish diagnostika sifatini yanada oshiradi.</w:t>
+        <w:t xml:space="preserve">Zich oziqa muhitida o'sgan mikrob kulturasidan surtma tayyorlash — oddiy, ammo aniqlik talab qiladigan muhim laboratoriya ko'nikmasidir. Suyuqlik tomchisida material suspenziya qilish, yupqa va bir tekis surtma hosil qilish, aseptika va xavfsizlik qoidalariga rioya qilish ushbu jarayonning asosiy shartlari hisoblanadi. To'g'ri tayyorlangan surtma esa keyingi fiksatsiya, bo'yash va mikroskopik tahlilning ishonchliligini ta'minlaydi. Shu bois bu ko'nikma har bir baklaborant egallashi shart bo'lgan asosiy amaliy malakalardan biri hisoblanadi.</w:t>
       </w:r>
     </w:p>
     <w:p>
